--- a/report/template/reference.docx
+++ b/report/template/reference.docx
@@ -315,7 +315,7 @@
     </w:p>
     <w:sectPr>
       <w:pgSz w:w="12240" w:h="15840"/>
-      <w:pgMar w:top="1440" w:right="1440" w:bottom="1440" w:left="1440" w:header="720" w:footer="720" w:gutter="0"/>
+      <w:pgMar w:top="1080" w:right="1080" w:bottom="1080" w:left="1080" w:header="720" w:footer="720" w:gutter="0"/>
     </w:sectPr>
   </w:body>
 </w:document>
@@ -485,14 +485,14 @@
     <w:rPrDefault>
       <w:rPr>
         <w:rFonts w:ascii="Old Standard TT" w:hAnsi="Old Standard TT" w:eastAsia="Old Standard TT" w:cs="Old Standard TT"/>
-        <w:sz w:val="22"/>
-        <w:szCs w:val="22"/>
+        <w:sz w:val="20"/>
+        <w:szCs w:val="20"/>
         <w:lang w:val="en-US"/>
       </w:rPr>
     </w:rPrDefault>
     <w:pPrDefault>
       <w:pPr>
-        <w:spacing w:after="120" w:line="276" w:lineRule="auto"/>
+        <w:spacing w:after="120" w:line="240" w:lineRule="auto"/>
       </w:pPr>
     </w:pPrDefault>
   </w:docDefaults>

--- a/report/template/reference.docx
+++ b/report/template/reference.docx
@@ -315,7 +315,7 @@
     </w:p>
     <w:sectPr>
       <w:pgSz w:w="12240" w:h="15840"/>
-      <w:pgMar w:top="1080" w:right="1080" w:bottom="1080" w:left="1080" w:header="720" w:footer="720" w:gutter="0"/>
+      <w:pgMar w:top="1440" w:right="1440" w:bottom="1440" w:left="1440" w:header="720" w:footer="720" w:gutter="0"/>
     </w:sectPr>
   </w:body>
 </w:document>
@@ -485,14 +485,14 @@
     <w:rPrDefault>
       <w:rPr>
         <w:rFonts w:ascii="Old Standard TT" w:hAnsi="Old Standard TT" w:eastAsia="Old Standard TT" w:cs="Old Standard TT"/>
-        <w:sz w:val="20"/>
-        <w:szCs w:val="20"/>
+        <w:sz w:val="22"/>
+        <w:szCs w:val="22"/>
         <w:lang w:val="en-US"/>
       </w:rPr>
     </w:rPrDefault>
     <w:pPrDefault>
       <w:pPr>
-        <w:spacing w:after="120" w:line="240" w:lineRule="auto"/>
+        <w:spacing w:after="120" w:line="276" w:lineRule="auto"/>
       </w:pPr>
     </w:pPrDefault>
   </w:docDefaults>
